--- a/dosyalar/sinavlar/6-sinif/arapca-6-2d1y-klasik.docx
+++ b/dosyalar/sinavlar/6-sinif/arapca-6-2d1y-klasik.docx
@@ -1138,7 +1138,7 @@
                 <w:szCs w:val="30"/>
                 <w:rtl/>
               </w:rPr>
-              <w:t xml:space="preserve">قَلْبٌ</w:t>
+              <w:t xml:space="preserve">شَعْرٌ</w:t>
             </w:r>
           </w:p>
         </w:tc>
@@ -1437,7 +1437,7 @@
                 <w:sz w:val="20"/>
                 <w:szCs w:val="20"/>
               </w:rPr>
-              <w:t xml:space="preserve">Başım ağrıyor.</w:t>
+              <w:t xml:space="preserve">Gözümle görürüm.</w:t>
             </w:r>
           </w:p>
         </w:tc>
@@ -1533,7 +1533,7 @@
                 <w:sz w:val="20"/>
                 <w:szCs w:val="20"/>
               </w:rPr>
-              <w:t xml:space="preserve">Ben hastayım.</w:t>
+              <w:t xml:space="preserve">Bugün mutluyum.</w:t>
             </w:r>
           </w:p>
         </w:tc>
@@ -1629,7 +1629,7 @@
                 <w:sz w:val="20"/>
                 <w:szCs w:val="20"/>
               </w:rPr>
-              <w:t xml:space="preserve">Neren ağrıyor?</w:t>
+              <w:t xml:space="preserve">Bugün nasıl hissediyorsun?</w:t>
             </w:r>
           </w:p>
         </w:tc>
@@ -1725,7 +1725,7 @@
                 <w:sz w:val="20"/>
                 <w:szCs w:val="20"/>
               </w:rPr>
-              <w:t xml:space="preserve">Karnımda ağrı var.</w:t>
+              <w:t xml:space="preserve">Bu benim burnumdur.</w:t>
             </w:r>
           </w:p>
         </w:tc>
@@ -1821,7 +1821,7 @@
                 <w:sz w:val="20"/>
                 <w:szCs w:val="20"/>
               </w:rPr>
-              <w:t xml:space="preserve">Doktor hastanededir.</w:t>
+              <w:t xml:space="preserve">Kulağımla işitirim.</w:t>
             </w:r>
           </w:p>
         </w:tc>
@@ -1917,7 +1917,7 @@
                 <w:sz w:val="20"/>
                 <w:szCs w:val="20"/>
               </w:rPr>
-              <w:t xml:space="preserve">İlacı iç.</w:t>
+              <w:t xml:space="preserve">Ben yorgunum.</w:t>
             </w:r>
           </w:p>
         </w:tc>
@@ -2221,7 +2221,7 @@
                 <w:sz w:val="20"/>
                 <w:szCs w:val="20"/>
               </w:rPr>
-              <w:t xml:space="preserve">Diş</w:t>
+              <w:t xml:space="preserve">Yüz</w:t>
             </w:r>
           </w:p>
         </w:tc>
@@ -2463,7 +2463,7 @@
                 <w:szCs w:val="28"/>
                 <w:rtl/>
               </w:rPr>
-              <w:t xml:space="preserve">سِنٌّ</w:t>
+              <w:t xml:space="preserve">وَجْهٌ</w:t>
             </w:r>
           </w:p>
         </w:tc>
@@ -2633,7 +2633,7 @@
                 <w:szCs w:val="28"/>
                 <w:rtl/>
               </w:rPr>
-              <w:t xml:space="preserve">رِجْلٌ</w:t>
+              <w:t xml:space="preserve">قَدَمٌ</w:t>
             </w:r>
           </w:p>
         </w:tc>
@@ -2731,7 +2731,7 @@
                 <w:sz w:val="20"/>
                 <w:szCs w:val="20"/>
               </w:rPr>
-              <w:t xml:space="preserve">Omuz</w:t>
+              <w:t xml:space="preserve">Organ / uzuv</w:t>
             </w:r>
           </w:p>
         </w:tc>
@@ -2973,7 +2973,7 @@
                 <w:szCs w:val="28"/>
                 <w:rtl/>
               </w:rPr>
-              <w:t xml:space="preserve">كَتِفٌ</w:t>
+              <w:t xml:space="preserve">عُضْوٌ</w:t>
             </w:r>
           </w:p>
         </w:tc>
@@ -3071,7 +3071,7 @@
                 <w:sz w:val="20"/>
                 <w:szCs w:val="20"/>
               </w:rPr>
-              <w:t xml:space="preserve">Ayak (bacak)</w:t>
+              <w:t xml:space="preserve">Ayak</w:t>
             </w:r>
           </w:p>
         </w:tc>
@@ -3223,7 +3223,7 @@
                 <w:szCs w:val="30"/>
                 <w:rtl/>
               </w:rPr>
-              <w:t xml:space="preserve">مَرِيضٌ   —   أَلَمٌ   —   صُدَاعٌ   —   الطَّبِيبِ   —   يُؤْلِمُنِي   —   الدَّوَاءَ   —   الصِّحَّةِ</w:t>
+              <w:t xml:space="preserve">سَعِيدٌ   —   حَزِينٌ   —   قَلِقٌ   —   مُتْعَبٌ   —   أَرَى   —   أَسْمَعُ   —   أَشُمُّ</w:t>
             </w:r>
           </w:p>
         </w:tc>
@@ -3402,7 +3402,7 @@
                 <w:szCs w:val="28"/>
                 <w:rtl/>
               </w:rPr>
-              <w:t xml:space="preserve">عِنْدِي ……………………… فِي بَطْنِي.</w:t>
+              <w:t xml:space="preserve">……………………… بِعَيْنِي.</w:t>
             </w:r>
           </w:p>
         </w:tc>
@@ -3474,7 +3474,7 @@
                 <w:szCs w:val="28"/>
                 <w:rtl/>
               </w:rPr>
-              <w:t xml:space="preserve">عِنْدِي ……………………… فِي رَأْسِي.</w:t>
+              <w:t xml:space="preserve">……………………… بِأُذُنِي.</w:t>
             </w:r>
           </w:p>
         </w:tc>
@@ -3546,7 +3546,7 @@
                 <w:szCs w:val="28"/>
                 <w:rtl/>
               </w:rPr>
-              <w:t xml:space="preserve">أَذْهَبُ إِلَى ……………………… فِي الْمُسْتَشْفَى.</w:t>
+              <w:t xml:space="preserve">……………………… بِأَنْفِي.</w:t>
             </w:r>
           </w:p>
         </w:tc>
@@ -3618,7 +3618,7 @@
                 <w:szCs w:val="28"/>
                 <w:rtl/>
               </w:rPr>
-              <w:t xml:space="preserve">……………………… سِنِّي.</w:t>
+              <w:t xml:space="preserve">أَنَا ……………………… ، أُرِيدُ النَّوْمَ.</w:t>
             </w:r>
           </w:p>
         </w:tc>
@@ -3690,7 +3690,7 @@
                 <w:szCs w:val="28"/>
                 <w:rtl/>
               </w:rPr>
-              <w:t xml:space="preserve">أَشْرَبُ ……………………… بَعْدَ الطَّعَامِ.</w:t>
+              <w:t xml:space="preserve">أَنَا ……………………… مِنَ الِامْتِحَانِ.</w:t>
             </w:r>
           </w:p>
         </w:tc>
@@ -3762,7 +3762,7 @@
                 <w:szCs w:val="28"/>
                 <w:rtl/>
               </w:rPr>
-              <w:t xml:space="preserve">اَلنَّظَافَةُ مِنَ ……………………… .</w:t>
+              <w:t xml:space="preserve">أَخِي ……………………… الْيَوْمَ.</w:t>
             </w:r>
           </w:p>
         </w:tc>
@@ -3869,7 +3869,7 @@
           <w:sz w:val="20"/>
           <w:szCs w:val="20"/>
         </w:rPr>
-        <w:t xml:space="preserve">1.  Başının ağrıdığını söylemek istiyorsun.</w:t>
+        <w:t xml:space="preserve">1.  Gözünle gördüğünü söylemek istiyorsun.</w:t>
       </w:r>
     </w:p>
     <w:tbl>
@@ -3938,7 +3938,7 @@
                 <w:szCs w:val="28"/>
                 <w:rtl/>
               </w:rPr>
-              <w:t xml:space="preserve">يُؤْلِمُنِي رَأْسِي.</w:t>
+              <w:t xml:space="preserve">أَرَى بِعَيْنِي.</w:t>
             </w:r>
           </w:p>
         </w:tc>
@@ -3988,7 +3988,7 @@
                 <w:szCs w:val="28"/>
                 <w:rtl/>
               </w:rPr>
-              <w:t xml:space="preserve">يُؤْلِمُنِي بَطْنِي.</w:t>
+              <w:t xml:space="preserve">أَسْمَعُ بِأُذُنِي.</w:t>
             </w:r>
           </w:p>
         </w:tc>
@@ -4043,7 +4043,7 @@
                 <w:szCs w:val="28"/>
                 <w:rtl/>
               </w:rPr>
-              <w:t xml:space="preserve">أَنَا بِخَيْرٍ.</w:t>
+              <w:t xml:space="preserve">أَمْشِي بِقَدَمِي.</w:t>
             </w:r>
           </w:p>
         </w:tc>
@@ -4093,7 +4093,7 @@
                 <w:szCs w:val="28"/>
                 <w:rtl/>
               </w:rPr>
-              <w:t xml:space="preserve">عِنْدِي كُحَّةٌ.</w:t>
+              <w:t xml:space="preserve">أَلْمَسُ بِيَدِي.</w:t>
             </w:r>
           </w:p>
         </w:tc>
@@ -4116,7 +4116,7 @@
           <w:sz w:val="20"/>
           <w:szCs w:val="20"/>
         </w:rPr>
-        <w:t xml:space="preserve">2.  «عِنْدِي حَرَارَةٌ» cümlesinin Türkçe anlamı hangisidir?</w:t>
+        <w:t xml:space="preserve">2.  «أَنَا مُتْعَبٌ» cümlesinin Türkçe anlamı hangisidir?</w:t>
       </w:r>
     </w:p>
     <w:tbl>
@@ -4184,7 +4184,7 @@
                 <w:sz w:val="20"/>
                 <w:szCs w:val="20"/>
               </w:rPr>
-              <w:t xml:space="preserve">Öksürüğüm var.</w:t>
+              <w:t xml:space="preserve">Mutluyum.</w:t>
             </w:r>
           </w:p>
         </w:tc>
@@ -4233,7 +4233,7 @@
                 <w:sz w:val="20"/>
                 <w:szCs w:val="20"/>
               </w:rPr>
-              <w:t xml:space="preserve">Ateşim var.</w:t>
+              <w:t xml:space="preserve">Yorgunum.</w:t>
             </w:r>
           </w:p>
         </w:tc>
@@ -4287,7 +4287,7 @@
                 <w:sz w:val="20"/>
                 <w:szCs w:val="20"/>
               </w:rPr>
-              <w:t xml:space="preserve">Başım ağrıyor.</w:t>
+              <w:t xml:space="preserve">Üzgünüm.</w:t>
             </w:r>
           </w:p>
         </w:tc>
@@ -4336,7 +4336,7 @@
                 <w:sz w:val="20"/>
                 <w:szCs w:val="20"/>
               </w:rPr>
-              <w:t xml:space="preserve">Karnım ağrıyor.</w:t>
+              <w:t xml:space="preserve">Kaygılıyım.</w:t>
             </w:r>
           </w:p>
         </w:tc>
@@ -4606,7 +4606,7 @@
           <w:sz w:val="20"/>
           <w:szCs w:val="20"/>
         </w:rPr>
-        <w:t xml:space="preserve">4.  Doktor muayene ederken hastasına «ağzını aç» demek için ne söyler?</w:t>
+        <w:t xml:space="preserve">4.  Arkadaşın «مَاذَا تَشْعُرُ الْيَوْمَ؟» diye sordu. Nasıl cevap verirsin?</w:t>
       </w:r>
     </w:p>
     <w:tbl>
@@ -4675,7 +4675,7 @@
                 <w:szCs w:val="28"/>
                 <w:rtl/>
               </w:rPr>
-              <w:t xml:space="preserve">اِشْرَبِ الدَّوَاءَ.</w:t>
+              <w:t xml:space="preserve">هَذَا أَنْفِي.</w:t>
             </w:r>
           </w:p>
         </w:tc>
@@ -4725,7 +4725,7 @@
                 <w:szCs w:val="28"/>
                 <w:rtl/>
               </w:rPr>
-              <w:t xml:space="preserve">اِفْتَحْ فَمَكَ.</w:t>
+              <w:t xml:space="preserve">أَنَا سَعِيدٌ الْيَوْمَ.</w:t>
             </w:r>
           </w:p>
         </w:tc>
@@ -4780,7 +4780,7 @@
                 <w:szCs w:val="28"/>
                 <w:rtl/>
               </w:rPr>
-              <w:t xml:space="preserve">اِفْتَحِ الْبَابَ.</w:t>
+              <w:t xml:space="preserve">أَرَى بِعَيْنِي.</w:t>
             </w:r>
           </w:p>
         </w:tc>
@@ -4830,7 +4830,7 @@
                 <w:szCs w:val="28"/>
                 <w:rtl/>
               </w:rPr>
-              <w:t xml:space="preserve">اُنْظُرْ إِلَى السَّبُّورَةِ.</w:t>
+              <w:t xml:space="preserve">أَمْشِي بِقَدَمِي.</w:t>
             </w:r>
           </w:p>
         </w:tc>
@@ -4853,7 +4853,7 @@
           <w:sz w:val="20"/>
           <w:szCs w:val="20"/>
         </w:rPr>
-        <w:t xml:space="preserve">5.  «يَجِبُ أَنْ تَنَامَ مُبَكِّرًا» ifadesi hangi anlama gelir?</w:t>
+        <w:t xml:space="preserve">5.  «أَشُمُّ بِأَنْفِي» ifadesi hangi anlama gelir?</w:t>
       </w:r>
     </w:p>
     <w:tbl>
@@ -4921,7 +4921,7 @@
                 <w:sz w:val="20"/>
                 <w:szCs w:val="20"/>
               </w:rPr>
-              <w:t xml:space="preserve">Spor yapmalısın.</w:t>
+              <w:t xml:space="preserve">Elimle dokunurum.</w:t>
             </w:r>
           </w:p>
         </w:tc>
@@ -4970,7 +4970,7 @@
                 <w:sz w:val="20"/>
                 <w:szCs w:val="20"/>
               </w:rPr>
-              <w:t xml:space="preserve">İlaç içmelisin.</w:t>
+              <w:t xml:space="preserve">Kulağımla işitirim.</w:t>
             </w:r>
           </w:p>
         </w:tc>
@@ -5024,7 +5024,7 @@
                 <w:sz w:val="20"/>
                 <w:szCs w:val="20"/>
               </w:rPr>
-              <w:t xml:space="preserve">Erken uyumalısın.</w:t>
+              <w:t xml:space="preserve">Burnumla koklarım.</w:t>
             </w:r>
           </w:p>
         </w:tc>
@@ -5073,7 +5073,7 @@
                 <w:sz w:val="20"/>
                 <w:szCs w:val="20"/>
               </w:rPr>
-              <w:t xml:space="preserve">Erken kalkmalısın.</w:t>
+              <w:t xml:space="preserve">Ayağımla yürürüm.</w:t>
             </w:r>
           </w:p>
         </w:tc>
@@ -5375,7 +5375,7 @@
                 <w:szCs w:val="28"/>
                 <w:rtl/>
               </w:rPr>
-              <w:t xml:space="preserve">أَنَا مَرِيضٌ، أَذْهَبُ إِلَى الْمُسْتَشْفَى.</w:t>
+              <w:t xml:space="preserve">أَرَى بِعَيْنِي.</w:t>
             </w:r>
           </w:p>
         </w:tc>
@@ -5501,7 +5501,7 @@
                 <w:szCs w:val="28"/>
                 <w:rtl/>
               </w:rPr>
-              <w:t xml:space="preserve">يُؤْلِمُنِي رَأْسِي، عِنْدِي صُدَاعٌ.</w:t>
+              <w:t xml:space="preserve">أَسْمَعُ بِأُذُنِي.</w:t>
             </w:r>
           </w:p>
         </w:tc>
@@ -6112,7 +6112,7 @@
                 <w:szCs w:val="28"/>
                 <w:rtl/>
               </w:rPr>
-              <w:t xml:space="preserve">رَأْسِي  ـ  يُؤْلِمُنِي</w:t>
+              <w:t xml:space="preserve">بِعَيْنِي  ـ  أَرَى</w:t>
             </w:r>
           </w:p>
         </w:tc>
@@ -6184,7 +6184,7 @@
                 <w:szCs w:val="28"/>
                 <w:rtl/>
               </w:rPr>
-              <w:t xml:space="preserve">فِي بَطْنِي  ـ  أَلَمٌ  ـ  عِنْدِي</w:t>
+              <w:t xml:space="preserve">بِأُذُنِي  ـ  أَسْمَعُ</w:t>
             </w:r>
           </w:p>
         </w:tc>
@@ -6256,7 +6256,7 @@
                 <w:szCs w:val="28"/>
                 <w:rtl/>
               </w:rPr>
-              <w:t xml:space="preserve">إِلَى الطَّبِيبِ  ـ  أَذْهَبُ  ـ  الْيَوْمَ</w:t>
+              <w:t xml:space="preserve">الْيَوْمَ  ـ  سَعِيدٌ  ـ  أَنَا</w:t>
             </w:r>
           </w:p>
         </w:tc>
@@ -6328,7 +6328,7 @@
                 <w:szCs w:val="28"/>
                 <w:rtl/>
               </w:rPr>
-              <w:t xml:space="preserve">الدَّوَاءَ  ـ  اِشْرَبِ</w:t>
+              <w:t xml:space="preserve">أَنْفِي  ـ  هَذَا</w:t>
             </w:r>
           </w:p>
         </w:tc>
@@ -6400,7 +6400,7 @@
                 <w:szCs w:val="28"/>
                 <w:rtl/>
               </w:rPr>
-              <w:t xml:space="preserve">مُبَكِّرًا  ـ  تَنَامَ  ـ  أَنْ  ـ  يَجِبُ</w:t>
+              <w:t xml:space="preserve">بِقَدَمِي  ـ  أَمْشِي</w:t>
             </w:r>
           </w:p>
         </w:tc>
@@ -6446,7 +6446,7 @@
           <w:sz w:val="21"/>
           <w:szCs w:val="21"/>
         </w:rPr>
-        <w:t xml:space="preserve">Vücudunuzu ve sağlığınızı anlatan kısa bir metin yazınız. Organlardan ve sağlıklı yaşam kurallarından söz ediniz.</w:t>
+        <w:t xml:space="preserve">Vücudunuzu ve bugün nasıl hissettiğinizi anlatan kısa bir metin yazınız. Organlarınızdan, duyularınızdan ve duygularınızdan söz ediniz.</w:t>
       </w:r>
       <w:r>
         <w:rPr>
@@ -6552,7 +6552,7 @@
                 <w:szCs w:val="30"/>
                 <w:rtl/>
               </w:rPr>
-              <w:t xml:space="preserve">رَأْسِي   —   عَيْنَايَ   —   يَدَايَ   —   صِحَّتِي   —   نَظَافَةٌ   —   رِيَاضَةٌ   —   يَجِبُ أَنْ   —   أَنَا بِخَيْرٍ</w:t>
+              <w:t xml:space="preserve">رَأْسِي   —   عَيْنَايَ   —   يَدَايَ   —   أَرَى   —   أَسْمَعُ   —   سَعِيدٌ   —   مُتْعَبٌ</w:t>
             </w:r>
           </w:p>
         </w:tc>
@@ -7062,7 +7062,7 @@
                 <w:sz w:val="19"/>
                 <w:szCs w:val="19"/>
               </w:rPr>
-              <w:t xml:space="preserve">baş · göz · kulak · el · karın · kalp</w:t>
+              <w:t xml:space="preserve">baş · göz · kulak · el · karın · saç</w:t>
             </w:r>
           </w:p>
         </w:tc>
@@ -7156,7 +7156,7 @@
                 <w:szCs w:val="27"/>
                 <w:rtl/>
               </w:rPr>
-              <w:t xml:space="preserve">يُؤْلِمُنِي رَأْسِي. · أَنَا مَرِيضٌ. · أَيْنَ يُؤْلِمُكَ؟</w:t>
+              <w:t xml:space="preserve">أَرَى بِعَيْنِي. · أَنَا سَعِيدٌ الْيَوْمَ. · مَاذَا تَشْعُرُ الْيَوْمَ؟</w:t>
             </w:r>
           </w:p>
           <w:p>
@@ -7174,7 +7174,7 @@
                 <w:szCs w:val="27"/>
                 <w:rtl/>
               </w:rPr>
-              <w:t xml:space="preserve">عِنْدِي أَلَمٌ فِي بَطْنِي. · اَلطَّبِيبُ فِي الْمُسْتَشْفَى. · اِشْرَبِ الدَّوَاءَ.</w:t>
+              <w:t xml:space="preserve">هَذَا أَنْفِي. · أَسْمَعُ بِأُذُنِي. · أَنَا مُتْعَبٌ.</w:t>
             </w:r>
           </w:p>
         </w:tc>
@@ -7362,7 +7362,7 @@
                 <w:szCs w:val="27"/>
                 <w:rtl/>
               </w:rPr>
-              <w:t xml:space="preserve">مَرِيضٌ ، أَلَمٌ ، صُدَاعٌ ، الطَّبِيبِ ،</w:t>
+              <w:t xml:space="preserve">سَعِيدٌ ، أَرَى ، أَسْمَعُ ، أَشُمُّ ،</w:t>
             </w:r>
           </w:p>
           <w:p>
@@ -7380,7 +7380,7 @@
                 <w:szCs w:val="27"/>
                 <w:rtl/>
               </w:rPr>
-              <w:t xml:space="preserve">يُؤْلِمُنِي ، الدَّوَاءَ ، الصِّحَّةِ</w:t>
+              <w:t xml:space="preserve">مُتْعَبٌ ، قَلِقٌ ، حَزِينٌ</w:t>
             </w:r>
           </w:p>
         </w:tc>
@@ -7662,7 +7662,7 @@
                 <w:szCs w:val="27"/>
                 <w:rtl/>
               </w:rPr>
-              <w:t xml:space="preserve">يُؤْلِمُنِي رَأْسِي. · عِنْدِي أَلَمٌ فِي بَطْنِي.</w:t>
+              <w:t xml:space="preserve">أَرَى بِعَيْنِي. · أَسْمَعُ بِأُذُنِي.</w:t>
             </w:r>
           </w:p>
           <w:p>
@@ -7680,7 +7680,7 @@
                 <w:szCs w:val="27"/>
                 <w:rtl/>
               </w:rPr>
-              <w:t xml:space="preserve">اَلْيَوْمَ أَذْهَبُ إِلَى الطَّبِيبِ. · اِشْرَبِ الدَّوَاءَ.</w:t>
+              <w:t xml:space="preserve">أَنَا سَعِيدٌ الْيَوْمَ. · هَذَا أَنْفِي.</w:t>
             </w:r>
           </w:p>
           <w:p>
@@ -7698,7 +7698,7 @@
                 <w:szCs w:val="27"/>
                 <w:rtl/>
               </w:rPr>
-              <w:t xml:space="preserve">يَجِبُ أَنْ تَنَامَ مُبَكِّرًا.</w:t>
+              <w:t xml:space="preserve">أَمْشِي بِقَدَمِي.</w:t>
             </w:r>
           </w:p>
         </w:tc>
@@ -8010,7 +8010,7 @@
                 <w:sz w:val="19"/>
                 <w:szCs w:val="19"/>
               </w:rPr>
-              <w:t xml:space="preserve">Vücudunu ve sağlığını anlatan en az altı satırlık bir metin yazar.</w:t>
+              <w:t xml:space="preserve">Vücudunu, duyularını ve duygusunu anlatan en az altı satırlık bir metin yazar.</w:t>
             </w:r>
           </w:p>
         </w:tc>
@@ -8103,7 +8103,7 @@
                 <w:sz w:val="19"/>
                 <w:szCs w:val="19"/>
               </w:rPr>
-              <w:t xml:space="preserve">Organ ve sağlıkla ilgili sözcükleri bağlama uygun kullanır.</w:t>
+              <w:t xml:space="preserve">Organ, duyu ve duygu sözcüklerini bağlama uygun kullanır.</w:t>
             </w:r>
           </w:p>
         </w:tc>
@@ -8196,7 +8196,7 @@
                 <w:sz w:val="19"/>
                 <w:szCs w:val="19"/>
               </w:rPr>
-              <w:t xml:space="preserve">Ağrı bildiren yapıyı ve gereklilik kalıbını doğru kurar.</w:t>
+              <w:t xml:space="preserve">Duyu fiillerini (أَرَى بِـ…) ve duygu sıfatlarını doğru kurar.</w:t>
             </w:r>
           </w:p>
         </w:tc>
@@ -9043,7 +9043,7 @@
                 <w:sz w:val="17"/>
                 <w:szCs w:val="17"/>
               </w:rPr>
-              <w:t xml:space="preserve">ARP.6.3.3.1 — Ağrı ve hastalık bildiren dil yapılarını kullanır.</w:t>
+              <w:t xml:space="preserve">ARP.6.3.3.1 — Duyu ve duygu bildiren dil yapılarını kullanır.</w:t>
             </w:r>
           </w:p>
         </w:tc>
